--- a/tillsyn/S 9899-2021 tillsynsbegäran.docx
+++ b/tillsyn/S 9899-2021 tillsynsbegäran.docx
@@ -1089,7 +1089,7 @@
     <w:r>
       <w:tab/>
       <w:tab/>
-      <w:t>2026-07-13</w:t>
+      <w:t>2026-07-14</w:t>
       <w:br/>
       <w:br/>
     </w:r>

--- a/tillsyn/S 9899-2021 tillsynsbegäran.docx
+++ b/tillsyn/S 9899-2021 tillsynsbegäran.docx
@@ -1089,7 +1089,7 @@
     <w:r>
       <w:tab/>
       <w:tab/>
-      <w:t>2026-07-14</w:t>
+      <w:t>2026-07-15</w:t>
       <w:br/>
       <w:br/>
     </w:r>

--- a/tillsyn/S 9899-2021 tillsynsbegäran.docx
+++ b/tillsyn/S 9899-2021 tillsynsbegäran.docx
@@ -1089,7 +1089,7 @@
     <w:r>
       <w:tab/>
       <w:tab/>
-      <w:t>2026-07-15</w:t>
+      <w:t>2026-07-16</w:t>
       <w:br/>
       <w:br/>
     </w:r>

--- a/tillsyn/S 9899-2021 tillsynsbegäran.docx
+++ b/tillsyn/S 9899-2021 tillsynsbegäran.docx
@@ -1089,7 +1089,7 @@
     <w:r>
       <w:tab/>
       <w:tab/>
-      <w:t>2026-07-16</w:t>
+      <w:t>2026-07-17</w:t>
       <w:br/>
       <w:br/>
     </w:r>

--- a/tillsyn/S 9899-2021 tillsynsbegäran.docx
+++ b/tillsyn/S 9899-2021 tillsynsbegäran.docx
@@ -1089,7 +1089,7 @@
     <w:r>
       <w:tab/>
       <w:tab/>
-      <w:t>2026-07-17</w:t>
+      <w:t>2026-07-18</w:t>
       <w:br/>
       <w:br/>
     </w:r>

--- a/tillsyn/S 9899-2021 tillsynsbegäran.docx
+++ b/tillsyn/S 9899-2021 tillsynsbegäran.docx
@@ -1089,7 +1089,7 @@
     <w:r>
       <w:tab/>
       <w:tab/>
-      <w:t>2026-07-18</w:t>
+      <w:t>2026-07-19</w:t>
       <w:br/>
       <w:br/>
     </w:r>

--- a/tillsyn/S 9899-2021 tillsynsbegäran.docx
+++ b/tillsyn/S 9899-2021 tillsynsbegäran.docx
@@ -1089,7 +1089,7 @@
     <w:r>
       <w:tab/>
       <w:tab/>
-      <w:t>2026-07-19</w:t>
+      <w:t>2026-07-20</w:t>
       <w:br/>
       <w:br/>
     </w:r>

--- a/tillsyn/S 9899-2021 tillsynsbegäran.docx
+++ b/tillsyn/S 9899-2021 tillsynsbegäran.docx
@@ -1089,7 +1089,7 @@
     <w:r>
       <w:tab/>
       <w:tab/>
-      <w:t>2026-07-20</w:t>
+      <w:t>2026-07-21</w:t>
       <w:br/>
       <w:br/>
     </w:r>

--- a/tillsyn/S 9899-2021 tillsynsbegäran.docx
+++ b/tillsyn/S 9899-2021 tillsynsbegäran.docx
@@ -1089,7 +1089,7 @@
     <w:r>
       <w:tab/>
       <w:tab/>
-      <w:t>2026-07-21</w:t>
+      <w:t>2026-07-22</w:t>
       <w:br/>
       <w:br/>
     </w:r>

--- a/tillsyn/S 9899-2021 tillsynsbegäran.docx
+++ b/tillsyn/S 9899-2021 tillsynsbegäran.docx
@@ -1089,7 +1089,7 @@
     <w:r>
       <w:tab/>
       <w:tab/>
-      <w:t>2026-07-22</w:t>
+      <w:t>2026-07-23</w:t>
       <w:br/>
       <w:br/>
     </w:r>

--- a/tillsyn/S 9899-2021 tillsynsbegäran.docx
+++ b/tillsyn/S 9899-2021 tillsynsbegäran.docx
@@ -1089,7 +1089,7 @@
     <w:r>
       <w:tab/>
       <w:tab/>
-      <w:t>2026-07-23</w:t>
+      <w:t>2026-07-24</w:t>
       <w:br/>
       <w:br/>
     </w:r>

--- a/tillsyn/S 9899-2021 tillsynsbegäran.docx
+++ b/tillsyn/S 9899-2021 tillsynsbegäran.docx
@@ -22,7 +22,7 @@
       <w:r>
         <w:drawing>
           <wp:inline xmlns:a="http://schemas.openxmlformats.org/drawingml/2006/main" xmlns:pic="http://schemas.openxmlformats.org/drawingml/2006/picture">
-            <wp:extent cx="5486400" cy="5145149"/>
+            <wp:extent cx="5486400" cy="5158347"/>
             <wp:docPr id="1" name="Picture 1"/>
             <wp:cNvGraphicFramePr>
               <a:graphicFrameLocks noChangeAspect="1"/>
@@ -43,7 +43,7 @@
                   <pic:spPr>
                     <a:xfrm>
                       <a:off x="0" y="0"/>
-                      <a:ext cx="5486400" cy="5145149"/>
+                      <a:ext cx="5486400" cy="5158347"/>
                     </a:xfrm>
                     <a:prstGeom prst="rect"/>
                   </pic:spPr>
@@ -60,12 +60,12 @@
         <w:spacing w:after="240"/>
       </w:pPr>
       <w:r>
-        <w:t>Figur 1. Fyndplatser för naturvårdsarter i och inom 25 meter från samrådsanmälan. Markörer utan svart kant är placerade på fyndplatsen. Markörer med svart kant är placerade vid sidan av fyndplatsen har ett svart streck som visar fyndplatsens exakta position. Kartans mittpunktskoordinat är N 6172906, E 403601 i SWEREF 99 TM.</w:t>
+        <w:t>Figur 1. Fyndplatser för naturvårdsarter i och inom 25 meter från samrådsanmälan. Markörer utan svart kant är placerade på fyndplatsen. Markörer med svart kant är placerade vid sidan av fyndplatsen och har ett svart streck som visar fyndplatsens exakta position. Kartans mittpunktskoordinat är N 6172906, E 403601 i SWEREF 99 TM.</w:t>
       </w:r>
     </w:p>
     <w:p>
       <w:r>
-        <w:t>I och inom 25 meter från samrådsanmälan finns fynd av 31 naturvårdsarter, varav 15 är rödlistade, 16 är fridlysta, 7 är typiska (T) och 5 är signalarter (S): naverlönn (CR), korndådra (EN), lundäxing (EN), skogsalm (EN), brunfläckig pärlemorfjäril (VU), revig blodrot (VU), åkermadd (VU), desmeknopp (NT), entita (NT, T, §4), grönsångare (NT, §4), gulsparv (NT, §4), järnsparv (NT, §4), mjukdån (NT), stiftklotterlav (NT, T), sydlig blekspik (NT, T), bokoxe (S, T), grå skärelav (S), hässleklocka (S, T), igelkottsröksvamp (S), skogsknipprot (S, T, §8), spillkråka (T, §4), kungsfågel (§4), större vattensalamander (§4a), trädlärka (§4), åkergroda (§4a), mindre vattensalamander (§6), skogsödla (§6), vanlig groda (§6), vanlig padda (§6), ätlig groda (§6) och klotullört (§8). Se Figur 1.</w:t>
+        <w:t>I och inom 25 meter från samrådsanmälan finns fynd av 32 naturvårdsarter, varav 15 är rödlistade, 16 är fridlysta, 7 är typiska (T) och 6 är signalarter (S): naverlönn (CR), korndådra (EN), lundäxing (EN), skogsalm (EN), brunfläckig pärlemorfjäril (VU), revig blodrot (VU), åkermadd (VU), desmeknopp (NT), entita (NT, T, §4), grönsångare (NT, §4), gulsparv (NT, §4), järnsparv (NT, §4), mjukdån (NT), stiftklotterlav (NT, T), sydlig blekspik (NT, T), bokoxe (S, T), grå skärelav (S), hässleklocka (S, T), igelkottsröksvamp (S), skogsknipprot (S, T, §8), stor häxört (S), spillkråka (T, §4), kungsfågel (§4), större vattensalamander (§4a), trädlärka (§4), åkergroda (§4a), mindre vattensalamander (§6), skogsödla (§6), vanlig groda (§6), vanlig padda (§6), ätlig groda (§6) och klotullört (§8). Se Figur 1.</w:t>
       </w:r>
     </w:p>
     <w:p>
@@ -1089,7 +1089,7 @@
     <w:r>
       <w:tab/>
       <w:tab/>
-      <w:t>2026-08-14</w:t>
+      <w:t>2026-08-15</w:t>
       <w:br/>
       <w:br/>
     </w:r>

--- a/tillsyn/S 9899-2021 tillsynsbegäran.docx
+++ b/tillsyn/S 9899-2021 tillsynsbegäran.docx
@@ -1089,7 +1089,7 @@
     <w:r>
       <w:tab/>
       <w:tab/>
-      <w:t>2026-08-15</w:t>
+      <w:t>2026-08-16</w:t>
       <w:br/>
       <w:br/>
     </w:r>

--- a/tillsyn/S 9899-2021 tillsynsbegäran.docx
+++ b/tillsyn/S 9899-2021 tillsynsbegäran.docx
@@ -1089,7 +1089,7 @@
     <w:r>
       <w:tab/>
       <w:tab/>
-      <w:t>2026-08-16</w:t>
+      <w:t>2026-08-17</w:t>
       <w:br/>
       <w:br/>
     </w:r>

--- a/tillsyn/S 9899-2021 tillsynsbegäran.docx
+++ b/tillsyn/S 9899-2021 tillsynsbegäran.docx
@@ -1089,7 +1089,7 @@
     <w:r>
       <w:tab/>
       <w:tab/>
-      <w:t>2026-08-17</w:t>
+      <w:t>2026-08-18</w:t>
       <w:br/>
       <w:br/>
     </w:r>

--- a/tillsyn/S 9899-2021 tillsynsbegäran.docx
+++ b/tillsyn/S 9899-2021 tillsynsbegäran.docx
@@ -1089,7 +1089,7 @@
     <w:r>
       <w:tab/>
       <w:tab/>
-      <w:t>2026-08-18</w:t>
+      <w:t>2026-08-19</w:t>
       <w:br/>
       <w:br/>
     </w:r>

--- a/tillsyn/S 9899-2021 tillsynsbegäran.docx
+++ b/tillsyn/S 9899-2021 tillsynsbegäran.docx
@@ -1089,7 +1089,7 @@
     <w:r>
       <w:tab/>
       <w:tab/>
-      <w:t>2026-08-19</w:t>
+      <w:t>2026-08-20</w:t>
       <w:br/>
       <w:br/>
     </w:r>

--- a/tillsyn/S 9899-2021 tillsynsbegäran.docx
+++ b/tillsyn/S 9899-2021 tillsynsbegäran.docx
@@ -1089,7 +1089,7 @@
     <w:r>
       <w:tab/>
       <w:tab/>
-      <w:t>2026-08-20</w:t>
+      <w:t>2026-08-21</w:t>
       <w:br/>
       <w:br/>
     </w:r>

--- a/tillsyn/S 9899-2021 tillsynsbegäran.docx
+++ b/tillsyn/S 9899-2021 tillsynsbegäran.docx
@@ -1089,7 +1089,7 @@
     <w:r>
       <w:tab/>
       <w:tab/>
-      <w:t>2026-08-21</w:t>
+      <w:t>2026-08-22</w:t>
       <w:br/>
       <w:br/>
     </w:r>

--- a/tillsyn/S 9899-2021 tillsynsbegäran.docx
+++ b/tillsyn/S 9899-2021 tillsynsbegäran.docx
@@ -1089,7 +1089,7 @@
     <w:r>
       <w:tab/>
       <w:tab/>
-      <w:t>2026-08-22</w:t>
+      <w:t>2026-08-23</w:t>
       <w:br/>
       <w:br/>
     </w:r>

--- a/tillsyn/S 9899-2021 tillsynsbegäran.docx
+++ b/tillsyn/S 9899-2021 tillsynsbegäran.docx
@@ -1089,7 +1089,7 @@
     <w:r>
       <w:tab/>
       <w:tab/>
-      <w:t>2026-08-23</w:t>
+      <w:t>2026-08-24</w:t>
       <w:br/>
       <w:br/>
     </w:r>

--- a/tillsyn/S 9899-2021 tillsynsbegäran.docx
+++ b/tillsyn/S 9899-2021 tillsynsbegäran.docx
@@ -1089,7 +1089,7 @@
     <w:r>
       <w:tab/>
       <w:tab/>
-      <w:t>2026-08-24</w:t>
+      <w:t>2026-08-25</w:t>
       <w:br/>
       <w:br/>
     </w:r>

--- a/tillsyn/S 9899-2021 tillsynsbegäran.docx
+++ b/tillsyn/S 9899-2021 tillsynsbegäran.docx
@@ -1089,7 +1089,7 @@
     <w:r>
       <w:tab/>
       <w:tab/>
-      <w:t>2026-08-25</w:t>
+      <w:t>2026-08-26</w:t>
       <w:br/>
       <w:br/>
     </w:r>

--- a/tillsyn/S 9899-2021 tillsynsbegäran.docx
+++ b/tillsyn/S 9899-2021 tillsynsbegäran.docx
@@ -1089,7 +1089,7 @@
     <w:r>
       <w:tab/>
       <w:tab/>
-      <w:t>2026-08-26</w:t>
+      <w:t>2026-08-27</w:t>
       <w:br/>
       <w:br/>
     </w:r>

--- a/tillsyn/S 9899-2021 tillsynsbegäran.docx
+++ b/tillsyn/S 9899-2021 tillsynsbegäran.docx
@@ -1089,7 +1089,7 @@
     <w:r>
       <w:tab/>
       <w:tab/>
-      <w:t>2026-08-27</w:t>
+      <w:t>2026-08-28</w:t>
       <w:br/>
       <w:br/>
     </w:r>

--- a/tillsyn/S 9899-2021 tillsynsbegäran.docx
+++ b/tillsyn/S 9899-2021 tillsynsbegäran.docx
@@ -1089,7 +1089,7 @@
     <w:r>
       <w:tab/>
       <w:tab/>
-      <w:t>2026-08-28</w:t>
+      <w:t>2026-08-29</w:t>
       <w:br/>
       <w:br/>
     </w:r>

--- a/tillsyn/S 9899-2021 tillsynsbegäran.docx
+++ b/tillsyn/S 9899-2021 tillsynsbegäran.docx
@@ -1089,7 +1089,7 @@
     <w:r>
       <w:tab/>
       <w:tab/>
-      <w:t>2026-08-29</w:t>
+      <w:t>2026-08-31</w:t>
       <w:br/>
       <w:br/>
     </w:r>

--- a/tillsyn/S 9899-2021 tillsynsbegäran.docx
+++ b/tillsyn/S 9899-2021 tillsynsbegäran.docx
@@ -1089,7 +1089,7 @@
     <w:r>
       <w:tab/>
       <w:tab/>
-      <w:t>2026-08-31</w:t>
+      <w:t>2026-09-01</w:t>
       <w:br/>
       <w:br/>
     </w:r>

--- a/tillsyn/S 9899-2021 tillsynsbegäran.docx
+++ b/tillsyn/S 9899-2021 tillsynsbegäran.docx
@@ -1089,7 +1089,7 @@
     <w:r>
       <w:tab/>
       <w:tab/>
-      <w:t>2026-09-01</w:t>
+      <w:t>2026-09-02</w:t>
       <w:br/>
       <w:br/>
     </w:r>

--- a/tillsyn/S 9899-2021 tillsynsbegäran.docx
+++ b/tillsyn/S 9899-2021 tillsynsbegäran.docx
@@ -1089,7 +1089,7 @@
     <w:r>
       <w:tab/>
       <w:tab/>
-      <w:t>2026-09-02</w:t>
+      <w:t>2026-09-03</w:t>
       <w:br/>
       <w:br/>
     </w:r>

--- a/tillsyn/S 9899-2021 tillsynsbegäran.docx
+++ b/tillsyn/S 9899-2021 tillsynsbegäran.docx
@@ -1089,7 +1089,7 @@
     <w:r>
       <w:tab/>
       <w:tab/>
-      <w:t>2026-09-03</w:t>
+      <w:t>2026-09-04</w:t>
       <w:br/>
       <w:br/>
     </w:r>

--- a/tillsyn/S 9899-2021 tillsynsbegäran.docx
+++ b/tillsyn/S 9899-2021 tillsynsbegäran.docx
@@ -1089,7 +1089,7 @@
     <w:r>
       <w:tab/>
       <w:tab/>
-      <w:t>2026-09-04</w:t>
+      <w:t>2026-09-05</w:t>
       <w:br/>
       <w:br/>
     </w:r>

--- a/tillsyn/S 9899-2021 tillsynsbegäran.docx
+++ b/tillsyn/S 9899-2021 tillsynsbegäran.docx
@@ -1089,7 +1089,7 @@
     <w:r>
       <w:tab/>
       <w:tab/>
-      <w:t>2026-09-05</w:t>
+      <w:t>2026-09-06</w:t>
       <w:br/>
       <w:br/>
     </w:r>

--- a/tillsyn/S 9899-2021 tillsynsbegäran.docx
+++ b/tillsyn/S 9899-2021 tillsynsbegäran.docx
@@ -1089,7 +1089,7 @@
     <w:r>
       <w:tab/>
       <w:tab/>
-      <w:t>2026-09-06</w:t>
+      <w:t>2026-09-07</w:t>
       <w:br/>
       <w:br/>
     </w:r>

--- a/tillsyn/S 9899-2021 tillsynsbegäran.docx
+++ b/tillsyn/S 9899-2021 tillsynsbegäran.docx
@@ -22,7 +22,7 @@
       <w:r>
         <w:drawing>
           <wp:inline xmlns:a="http://schemas.openxmlformats.org/drawingml/2006/main" xmlns:pic="http://schemas.openxmlformats.org/drawingml/2006/picture">
-            <wp:extent cx="5486400" cy="5158347"/>
+            <wp:extent cx="5486400" cy="5260157"/>
             <wp:docPr id="1" name="Picture 1"/>
             <wp:cNvGraphicFramePr>
               <a:graphicFrameLocks noChangeAspect="1"/>
@@ -43,7 +43,7 @@
                   <pic:spPr>
                     <a:xfrm>
                       <a:off x="0" y="0"/>
-                      <a:ext cx="5486400" cy="5158347"/>
+                      <a:ext cx="5486400" cy="5260157"/>
                     </a:xfrm>
                     <a:prstGeom prst="rect"/>
                   </pic:spPr>
@@ -65,7 +65,7 @@
     </w:p>
     <w:p>
       <w:r>
-        <w:t>I och inom 25 meter från samrådsanmälan finns fynd av 32 naturvårdsarter, varav 15 är rödlistade, 16 är fridlysta, 7 är typiska (T) och 6 är signalarter (S): naverlönn (CR), korndådra (EN), lundäxing (EN), skogsalm (EN), brunfläckig pärlemorfjäril (VU), revig blodrot (VU), åkermadd (VU), desmeknopp (NT), entita (NT, T, §4), grönsångare (NT, §4), gulsparv (NT, §4), järnsparv (NT, §4), mjukdån (NT), stiftklotterlav (NT, T), sydlig blekspik (NT, T), bokoxe (S, T), grå skärelav (S), hässleklocka (S, T), igelkottsröksvamp (S), skogsknipprot (S, T, §8), stor häxört (S), spillkråka (T, §4), kungsfågel (§4), större vattensalamander (§4a), trädlärka (§4), åkergroda (§4a), mindre vattensalamander (§6), skogsödla (§6), vanlig groda (§6), vanlig padda (§6), ätlig groda (§6) och klotullört (§8). Se Figur 1.</w:t>
+        <w:t>I och inom 25 meter från samrådsanmälan finns fynd av 33 naturvårdsarter, varav 15 är rödlistade, 16 är fridlysta, 8 är typiska (T) och 7 är signalarter (S): naverlönn (CR), korndådra (EN), lundäxing (EN), skogsalm (EN), brunfläckig pärlemorfjäril (VU), revig blodrot (VU), åkermadd (VU), desmeknopp (NT), entita (NT, T, §4), grönsångare (NT, §4), gulsparv (NT, §4), järnsparv (NT, §4), mjukdån (NT), stiftklotterlav (NT, T), sydlig blekspik (NT, T), bokoxe (S, T), grå skärelav (S), guldlockmossa (S, T), hässleklocka (S, T), igelkottsröksvamp (S), skogsknipprot (S, T, §8), stor häxört (S), spillkråka (T, §4), kungsfågel (§4), större vattensalamander (§4a), trädlärka (§4), åkergroda (§4a), mindre vattensalamander (§6), skogsödla (§6), vanlig groda (§6), vanlig padda (§6), ätlig groda (§6) och klotullört (§8). Se Figur 1.</w:t>
       </w:r>
     </w:p>
     <w:p>
@@ -278,6 +278,35 @@
         <w:rPr>
           <w:b/>
         </w:rPr>
+        <w:t>Guldlockmossa</w:t>
+      </w:r>
+      <w:r>
+        <w:t xml:space="preserve"> växer på solexponerade, basiska klippor och block samt på skrovlig bark vid basen av ädellövträd med rik bark, ofta på gamla ekar, bokar och andra ädellövträd som står öppet i bryn. Särskilt högt signalvärde har den i norra Sverige där den sällsynt kan påträffas i sydväxtberg på klippor med basiska bergarter. Guldlockmossa är typisk art för </w:t>
+      </w:r>
+      <w:r>
+        <w:rPr>
+          <w:i/>
+        </w:rPr>
+        <w:t xml:space="preserve">9110 Näringsfattig bokskog, 9160 Näringsrik ekskog, 9180 Ädellövskog i branter </w:t>
+      </w:r>
+      <w:r>
+        <w:t xml:space="preserve">och </w:t>
+      </w:r>
+      <w:r>
+        <w:rPr>
+          <w:i/>
+        </w:rPr>
+        <w:t xml:space="preserve">9190 Näringsfattig ekskog </w:t>
+      </w:r>
+      <w:r>
+        <w:t>(Nitare &amp; Skogsstyrelsen, 2019; SLU Artdatabanken, 2025).</w:t>
+      </w:r>
+    </w:p>
+    <w:p>
+      <w:r>
+        <w:rPr>
+          <w:b/>
+        </w:rPr>
         <w:t xml:space="preserve">Hässleklocka </w:t>
       </w:r>
       <w:r>
@@ -410,7 +439,7 @@
     </w:p>
     <w:p>
       <w:r>
-        <w:t>Följande typiska arter har sina livsmiljöer och växtplatser i den samrådsanmälda skogen: entita (NT, T, §4), stiftklotterlav (NT, T), sydlig blekspik (NT, T), bokoxe (S, T), hässleklocka (S, T), skogsknipprot (S, T, §8) och spillkråka (T, §4).</w:t>
+        <w:t>Följande typiska arter har sina livsmiljöer och växtplatser i den samrådsanmälda skogen: entita (NT, T, §4), stiftklotterlav (NT, T), sydlig blekspik (NT, T), bokoxe (S, T), guldlockmossa (S, T), hässleklocka (S, T), skogsknipprot (S, T, §8) och spillkråka (T, §4).</w:t>
       </w:r>
     </w:p>
     <w:p>
@@ -1089,7 +1118,7 @@
     <w:r>
       <w:tab/>
       <w:tab/>
-      <w:t>2026-09-07</w:t>
+      <w:t>2026-09-08</w:t>
       <w:br/>
       <w:br/>
     </w:r>

--- a/tillsyn/S 9899-2021 tillsynsbegäran.docx
+++ b/tillsyn/S 9899-2021 tillsynsbegäran.docx
@@ -1118,7 +1118,7 @@
     <w:r>
       <w:tab/>
       <w:tab/>
-      <w:t>2026-09-08</w:t>
+      <w:t>2026-09-09</w:t>
       <w:br/>
       <w:br/>
     </w:r>

--- a/tillsyn/S 9899-2021 tillsynsbegäran.docx
+++ b/tillsyn/S 9899-2021 tillsynsbegäran.docx
@@ -1118,7 +1118,7 @@
     <w:r>
       <w:tab/>
       <w:tab/>
-      <w:t>2026-09-09</w:t>
+      <w:t>2026-09-10</w:t>
       <w:br/>
       <w:br/>
     </w:r>

--- a/tillsyn/S 9899-2021 tillsynsbegäran.docx
+++ b/tillsyn/S 9899-2021 tillsynsbegäran.docx
@@ -1118,7 +1118,7 @@
     <w:r>
       <w:tab/>
       <w:tab/>
-      <w:t>2026-09-10</w:t>
+      <w:t>2026-09-11</w:t>
       <w:br/>
       <w:br/>
     </w:r>

--- a/tillsyn/S 9899-2021 tillsynsbegäran.docx
+++ b/tillsyn/S 9899-2021 tillsynsbegäran.docx
@@ -1118,7 +1118,7 @@
     <w:r>
       <w:tab/>
       <w:tab/>
-      <w:t>2026-09-11</w:t>
+      <w:t>2026-09-12</w:t>
       <w:br/>
       <w:br/>
     </w:r>
